--- a/app/static/documents/mark-christian-taguiad-resume.docx
+++ b/app/static/documents/mark-christian-taguiad-resume.docx
@@ -691,16 +691,17 @@
           <w:szCs w:val="21"/>
           <w:rtl w:val="0"/>
         </w:rPr>
-        <w:t xml:space="preserve">Freelance Consultant</w:t>
-      </w:r>
-      <w:r>
-        <w:rPr>
-          <w:rFonts w:ascii="Spectral" w:cs="Spectral" w:eastAsia="Spectral" w:hAnsi="Spectral"/>
-          <w:sz w:val="21"/>
-          <w:szCs w:val="21"/>
-          <w:rtl w:val="0"/>
-        </w:rPr>
+        <w:t xml:space="preserve">Self-Employed</w:t>
         <w:tab/>
+        <w:tab/>
+      </w:r>
+      <w:r>
+        <w:rPr>
+          <w:rFonts w:ascii="Spectral" w:cs="Spectral" w:eastAsia="Spectral" w:hAnsi="Spectral"/>
+          <w:sz w:val="21"/>
+          <w:szCs w:val="21"/>
+          <w:rtl w:val="0"/>
+        </w:rPr>
         <w:tab/>
         <w:tab/>
         <w:t xml:space="preserve">         </w:t>
@@ -735,7 +736,7 @@
           <w:szCs w:val="21"/>
           <w:rtl w:val="0"/>
         </w:rPr>
-        <w:t xml:space="preserve">Self-Employed</w:t>
+        <w:t xml:space="preserve">Freelance Consultant</w:t>
       </w:r>
     </w:p>
     <w:p>

--- a/app/static/documents/mark-christian-taguiad-resume.docx
+++ b/app/static/documents/mark-christian-taguiad-resume.docx
@@ -2526,7 +2526,61 @@
           <w:szCs w:val="21"/>
           <w:rtl w:val="0"/>
         </w:rPr>
-        <w:t xml:space="preserve">Cisco Certified Network Associate (CCNA) - Cisco</w:t>
+        <w:t xml:space="preserve">Registered Electronics Engineer (PRC)</w:t>
+      </w:r>
+    </w:p>
+    <w:p>
+      <w:pPr>
+        <w:rPr>
+          <w:rFonts w:ascii="Spectral" w:cs="Spectral" w:eastAsia="Spectral" w:hAnsi="Spectral"/>
+          <w:sz w:val="21"/>
+          <w:szCs w:val="21"/>
+        </w:rPr>
+      </w:pPr>
+      <w:r>
+        <w:rPr>
+          <w:rFonts w:ascii="Spectral" w:cs="Spectral" w:eastAsia="Spectral" w:hAnsi="Spectral"/>
+          <w:sz w:val="21"/>
+          <w:szCs w:val="21"/>
+          <w:rtl w:val="0"/>
+        </w:rPr>
+        <w:t xml:space="preserve">License No. 00856**</w:t>
+      </w:r>
+    </w:p>
+    <w:p>
+      <w:pPr>
+        <w:rPr>
+          <w:rFonts w:ascii="Spectral" w:cs="Spectral" w:eastAsia="Spectral" w:hAnsi="Spectral"/>
+          <w:sz w:val="21"/>
+          <w:szCs w:val="21"/>
+        </w:rPr>
+      </w:pPr>
+      <w:r>
+        <w:rPr>
+          <w:rtl w:val="0"/>
+        </w:rPr>
+      </w:r>
+    </w:p>
+    <w:p>
+      <w:pPr>
+        <w:rPr>
+          <w:rFonts w:ascii="Spectral" w:cs="Spectral" w:eastAsia="Spectral" w:hAnsi="Spectral"/>
+          <w:b w:val="1"/>
+          <w:bCs w:val="1"/>
+          <w:sz w:val="21"/>
+          <w:szCs w:val="21"/>
+        </w:rPr>
+      </w:pPr>
+      <w:r>
+        <w:rPr>
+          <w:rFonts w:ascii="Spectral" w:cs="Spectral" w:eastAsia="Spectral" w:hAnsi="Spectral"/>
+          <w:b w:val="1"/>
+          <w:bCs w:val="1"/>
+          <w:sz w:val="21"/>
+          <w:szCs w:val="21"/>
+          <w:rtl w:val="0"/>
+        </w:rPr>
+        <w:t xml:space="preserve">Cisco Certified Network Associate (CCNA)</w:t>
       </w:r>
     </w:p>
     <w:p>
@@ -2545,6 +2599,24 @@
           <w:rtl w:val="0"/>
         </w:rPr>
         <w:t xml:space="preserve">Issued June 2021 - Expires June 2024</w:t>
+      </w:r>
+    </w:p>
+    <w:p>
+      <w:pPr>
+        <w:rPr>
+          <w:rFonts w:ascii="Spectral" w:cs="Spectral" w:eastAsia="Spectral" w:hAnsi="Spectral"/>
+          <w:sz w:val="21"/>
+          <w:szCs w:val="21"/>
+        </w:rPr>
+      </w:pPr>
+      <w:r>
+        <w:rPr>
+          <w:rFonts w:ascii="Spectral" w:cs="Spectral" w:eastAsia="Spectral" w:hAnsi="Spectral"/>
+          <w:sz w:val="21"/>
+          <w:szCs w:val="21"/>
+          <w:rtl w:val="0"/>
+        </w:rPr>
+        <w:t xml:space="preserve">CSCO14020527</w:t>
       </w:r>
     </w:p>
     <w:p>
@@ -2559,71 +2631,18 @@
       </w:pPr>
       <w:r>
         <w:rPr>
-          <w:rFonts w:ascii="Spectral" w:cs="Spectral" w:eastAsia="Spectral" w:hAnsi="Spectral"/>
-          <w:i w:val="1"/>
-          <w:iCs w:val="1"/>
-          <w:sz w:val="21"/>
-          <w:szCs w:val="21"/>
-          <w:rtl w:val="0"/>
-        </w:rPr>
-        <w:t xml:space="preserve">CSCO14020527</w:t>
-      </w:r>
-    </w:p>
-    <w:p>
-      <w:pPr>
-        <w:rPr>
-          <w:rFonts w:ascii="Spectral" w:cs="Spectral" w:eastAsia="Spectral" w:hAnsi="Spectral"/>
-          <w:i w:val="1"/>
-          <w:iCs w:val="1"/>
-          <w:sz w:val="21"/>
-          <w:szCs w:val="21"/>
-        </w:rPr>
-      </w:pPr>
-      <w:r>
-        <w:rPr>
-          <w:rtl w:val="0"/>
-        </w:rPr>
-      </w:r>
-    </w:p>
-    <w:p>
-      <w:pPr>
-        <w:rPr>
-          <w:rFonts w:ascii="Spectral" w:cs="Spectral" w:eastAsia="Spectral" w:hAnsi="Spectral"/>
-          <w:b w:val="1"/>
-          <w:bCs w:val="1"/>
-          <w:sz w:val="21"/>
-          <w:szCs w:val="21"/>
-        </w:rPr>
-      </w:pPr>
-      <w:r>
-        <w:rPr>
-          <w:rFonts w:ascii="Spectral" w:cs="Spectral" w:eastAsia="Spectral" w:hAnsi="Spectral"/>
-          <w:b w:val="1"/>
-          <w:bCs w:val="1"/>
-          <w:sz w:val="21"/>
-          <w:szCs w:val="21"/>
-          <w:rtl w:val="0"/>
-        </w:rPr>
-        <w:t xml:space="preserve">Electronics Engineer</w:t>
-      </w:r>
-    </w:p>
-    <w:p>
-      <w:pPr>
-        <w:rPr>
-          <w:rFonts w:ascii="Spectral" w:cs="Spectral" w:eastAsia="Spectral" w:hAnsi="Spectral"/>
-          <w:sz w:val="21"/>
-          <w:szCs w:val="21"/>
-        </w:rPr>
-      </w:pPr>
-      <w:r>
-        <w:rPr>
-          <w:rFonts w:ascii="Spectral" w:cs="Spectral" w:eastAsia="Spectral" w:hAnsi="Spectral"/>
-          <w:sz w:val="21"/>
-          <w:szCs w:val="21"/>
-          <w:rtl w:val="0"/>
-        </w:rPr>
-        <w:t xml:space="preserve">April 2025</w:t>
-      </w:r>
+          <w:rtl w:val="0"/>
+        </w:rPr>
+      </w:r>
+    </w:p>
+    <w:p>
+      <w:pPr>
+        <w:rPr>
+          <w:rFonts w:ascii="Spectral" w:cs="Spectral" w:eastAsia="Spectral" w:hAnsi="Spectral"/>
+          <w:sz w:val="21"/>
+          <w:szCs w:val="21"/>
+        </w:rPr>
+      </w:pPr>
       <w:r>
         <w:rPr>
           <w:rtl w:val="0"/>

--- a/app/static/documents/mark-christian-taguiad-resume.docx
+++ b/app/static/documents/mark-christian-taguiad-resume.docx
@@ -149,6 +149,105 @@
           <w:rFonts w:ascii="Spectral" w:cs="Spectral" w:eastAsia="Spectral" w:hAnsi="Spectral"/>
           <w:sz w:val="7"/>
           <w:szCs w:val="7"/>
+        </w:rPr>
+      </w:pPr>
+      <w:r>
+        <w:rPr>
+          <w:rtl w:val="0"/>
+        </w:rPr>
+      </w:r>
+    </w:p>
+    <w:p>
+      <w:pPr>
+        <w:tabs>
+          <w:tab w:val="left" w:leader="none" w:pos="1134"/>
+          <w:tab w:val="right" w:leader="none" w:pos="10503"/>
+        </w:tabs>
+        <w:rPr>
+          <w:rFonts w:ascii="Spectral" w:cs="Spectral" w:eastAsia="Spectral" w:hAnsi="Spectral"/>
+          <w:sz w:val="21"/>
+          <w:szCs w:val="21"/>
+        </w:rPr>
+      </w:pPr>
+      <w:r>
+        <w:rPr>
+          <w:rFonts w:ascii="Spectral" w:cs="Spectral" w:eastAsia="Spectral" w:hAnsi="Spectral"/>
+          <w:b w:val="1"/>
+          <w:bCs w:val="1"/>
+          <w:sz w:val="21"/>
+          <w:szCs w:val="21"/>
+          <w:rtl w:val="0"/>
+        </w:rPr>
+        <w:t xml:space="preserve">Arellano University School of Law | </w:t>
+      </w:r>
+      <w:r>
+        <w:rPr>
+          <w:rFonts w:ascii="Spectral" w:cs="Spectral" w:eastAsia="Spectral" w:hAnsi="Spectral"/>
+          <w:sz w:val="21"/>
+          <w:szCs w:val="21"/>
+          <w:rtl w:val="0"/>
+        </w:rPr>
+        <w:t xml:space="preserve">Taft Ave, Pasay         </w:t>
+      </w:r>
+      <w:r>
+        <w:rPr>
+          <w:rFonts w:ascii="Spectral" w:cs="Spectral" w:eastAsia="Spectral" w:hAnsi="Spectral"/>
+          <w:b w:val="1"/>
+          <w:bCs w:val="1"/>
+          <w:sz w:val="21"/>
+          <w:szCs w:val="21"/>
+          <w:rtl w:val="0"/>
+        </w:rPr>
+        <w:t xml:space="preserve">                                                                           </w:t>
+      </w:r>
+      <w:r>
+        <w:rPr>
+          <w:rFonts w:ascii="Spectral" w:cs="Spectral" w:eastAsia="Spectral" w:hAnsi="Spectral"/>
+          <w:sz w:val="21"/>
+          <w:szCs w:val="21"/>
+          <w:rtl w:val="0"/>
+        </w:rPr>
+        <w:t xml:space="preserve">Currently Enrolled</w:t>
+      </w:r>
+    </w:p>
+    <w:p>
+      <w:pPr>
+        <w:tabs>
+          <w:tab w:val="left" w:leader="none" w:pos="1134"/>
+          <w:tab w:val="right" w:leader="none" w:pos="11064"/>
+        </w:tabs>
+        <w:rPr>
+          <w:rFonts w:ascii="Spectral" w:cs="Spectral" w:eastAsia="Spectral" w:hAnsi="Spectral"/>
+          <w:b w:val="1"/>
+          <w:bCs w:val="1"/>
+          <w:sz w:val="21"/>
+          <w:szCs w:val="21"/>
+        </w:rPr>
+      </w:pPr>
+      <w:r>
+        <w:rPr>
+          <w:rFonts w:ascii="Spectral" w:cs="Spectral" w:eastAsia="Spectral" w:hAnsi="Spectral"/>
+          <w:b w:val="1"/>
+          <w:bCs w:val="1"/>
+          <w:sz w:val="21"/>
+          <w:szCs w:val="21"/>
+          <w:rtl w:val="0"/>
+        </w:rPr>
+        <w:t xml:space="preserve">Juris Doctor</w:t>
+      </w:r>
+    </w:p>
+    <w:p>
+      <w:pPr>
+        <w:tabs>
+          <w:tab w:val="left" w:leader="none" w:pos="1134"/>
+          <w:tab w:val="right" w:leader="none" w:pos="11064"/>
+        </w:tabs>
+        <w:rPr>
+          <w:rFonts w:ascii="Spectral" w:cs="Spectral" w:eastAsia="Spectral" w:hAnsi="Spectral"/>
+          <w:b w:val="1"/>
+          <w:bCs w:val="1"/>
+          <w:sz w:val="21"/>
+          <w:szCs w:val="21"/>
         </w:rPr>
       </w:pPr>
       <w:r>
